--- a/CSA6303 program outputs.docx
+++ b/CSA6303 program outputs.docx
@@ -242,25 +242,7 @@
           <w:sz w:val="15"/>
           <w:szCs w:val="15"/>
         </w:rPr>
-        <w:t>", "card", "</w:t>
-      </w:r>
-      <w:proofErr w:type="spellStart"/>
-      <w:r>
-        <w:rPr>
-          <w:rFonts w:ascii="Courier New" w:eastAsia="Courier New" w:hAnsi="Courier New" w:cs="Courier New"/>
-          <w:sz w:val="15"/>
-          <w:szCs w:val="15"/>
-        </w:rPr>
-        <w:t>upi</w:t>
-      </w:r>
-      <w:proofErr w:type="spellEnd"/>
-      <w:r>
-        <w:rPr>
-          <w:rFonts w:ascii="Courier New" w:eastAsia="Courier New" w:hAnsi="Courier New" w:cs="Courier New"/>
-          <w:sz w:val="15"/>
-          <w:szCs w:val="15"/>
-        </w:rPr>
-        <w:t>", "transaction",</w:t>
+        <w:t>", "card", "upi", "transaction",</w:t>
       </w:r>
     </w:p>
     <w:p>
@@ -434,25 +416,7 @@
           <w:sz w:val="15"/>
           <w:szCs w:val="15"/>
         </w:rPr>
-        <w:t>", "plant", "utility", "</w:t>
-      </w:r>
-      <w:proofErr w:type="spellStart"/>
-      <w:r>
-        <w:rPr>
-          <w:rFonts w:ascii="Courier New" w:eastAsia="Courier New" w:hAnsi="Courier New" w:cs="Courier New"/>
-          <w:sz w:val="15"/>
-          <w:szCs w:val="15"/>
-        </w:rPr>
-        <w:t>ics</w:t>
-      </w:r>
-      <w:proofErr w:type="spellEnd"/>
-      <w:r>
-        <w:rPr>
-          <w:rFonts w:ascii="Courier New" w:eastAsia="Courier New" w:hAnsi="Courier New" w:cs="Courier New"/>
-          <w:sz w:val="15"/>
-          <w:szCs w:val="15"/>
-        </w:rPr>
-        <w:t>",</w:t>
+        <w:t>", "plant", "utility", "ics",</w:t>
       </w:r>
     </w:p>
     <w:p>
@@ -4713,25 +4677,7 @@
           <w:sz w:val="15"/>
           <w:szCs w:val="15"/>
         </w:rPr>
-        <w:t xml:space="preserve">(packet, </w:t>
-      </w:r>
-      <w:proofErr w:type="spellStart"/>
-      <w:r>
-        <w:rPr>
-          <w:rFonts w:ascii="Courier New" w:eastAsia="Courier New" w:hAnsi="Courier New" w:cs="Courier New"/>
-          <w:sz w:val="15"/>
-          <w:szCs w:val="15"/>
-        </w:rPr>
-        <w:t>b"guessed</w:t>
-      </w:r>
-      <w:proofErr w:type="spellEnd"/>
-      <w:r>
-        <w:rPr>
-          <w:rFonts w:ascii="Courier New" w:eastAsia="Courier New" w:hAnsi="Courier New" w:cs="Courier New"/>
-          <w:sz w:val="15"/>
-          <w:szCs w:val="15"/>
-        </w:rPr>
-        <w:t>-key")</w:t>
+        <w:t>(packet, b"guessed-key")</w:t>
       </w:r>
     </w:p>
     <w:p>
@@ -17047,25 +16993,7 @@
           <w:sz w:val="15"/>
           <w:szCs w:val="15"/>
         </w:rPr>
-        <w:t xml:space="preserve">, </w:t>
-      </w:r>
-      <w:proofErr w:type="spellStart"/>
-      <w:r>
-        <w:rPr>
-          <w:rFonts w:ascii="Courier New" w:eastAsia="Courier New" w:hAnsi="Courier New" w:cs="Courier New"/>
-          <w:sz w:val="15"/>
-          <w:szCs w:val="15"/>
-        </w:rPr>
-        <w:t>evs</w:t>
-      </w:r>
-      <w:proofErr w:type="spellEnd"/>
-      <w:r>
-        <w:rPr>
-          <w:rFonts w:ascii="Courier New" w:eastAsia="Courier New" w:hAnsi="Courier New" w:cs="Courier New"/>
-          <w:sz w:val="15"/>
-          <w:szCs w:val="15"/>
-        </w:rPr>
-        <w:t xml:space="preserve"> in </w:t>
+        <w:t xml:space="preserve">, evs in </w:t>
       </w:r>
       <w:proofErr w:type="spellStart"/>
       <w:r>
@@ -17901,55 +17829,6 @@
     <w:pPr>
       <w:jc w:val="center"/>
     </w:pPr>
-    <w:r>
-      <w:rPr>
-        <w:color w:val="777777"/>
-        <w:sz w:val="18"/>
-        <w:szCs w:val="18"/>
-      </w:rPr>
-      <w:t xml:space="preserve">A. Abhinava Reddy | 192465054 | Page </w:t>
-    </w:r>
-    <w:r>
-      <w:rPr>
-        <w:color w:val="777777"/>
-        <w:sz w:val="18"/>
-        <w:szCs w:val="18"/>
-      </w:rPr>
-      <w:fldChar w:fldCharType="begin"/>
-    </w:r>
-    <w:r>
-      <w:rPr>
-        <w:color w:val="777777"/>
-        <w:sz w:val="18"/>
-        <w:szCs w:val="18"/>
-      </w:rPr>
-      <w:instrText>PAGE</w:instrText>
-    </w:r>
-    <w:r>
-      <w:rPr>
-        <w:color w:val="777777"/>
-        <w:sz w:val="18"/>
-        <w:szCs w:val="18"/>
-      </w:rPr>
-      <w:fldChar w:fldCharType="separate"/>
-    </w:r>
-    <w:r>
-      <w:rPr>
-        <w:noProof/>
-        <w:color w:val="777777"/>
-        <w:sz w:val="18"/>
-        <w:szCs w:val="18"/>
-      </w:rPr>
-      <w:t>1</w:t>
-    </w:r>
-    <w:r>
-      <w:rPr>
-        <w:color w:val="777777"/>
-        <w:sz w:val="18"/>
-        <w:szCs w:val="18"/>
-      </w:rPr>
-      <w:fldChar w:fldCharType="end"/>
-    </w:r>
   </w:p>
 </w:ftr>
 </file>
@@ -18669,6 +18548,48 @@
       <w:szCs w:val="20"/>
     </w:rPr>
   </w:style>
+  <w:style w:type="paragraph" w:styleId="Header">
+    <w:name w:val="header"/>
+    <w:basedOn w:val="Normal"/>
+    <w:link w:val="HeaderChar"/>
+    <w:uiPriority w:val="99"/>
+    <w:unhideWhenUsed/>
+    <w:rsid w:val="005D7784"/>
+    <w:pPr>
+      <w:tabs>
+        <w:tab w:val="center" w:pos="4513"/>
+        <w:tab w:val="right" w:pos="9026"/>
+      </w:tabs>
+    </w:pPr>
+  </w:style>
+  <w:style w:type="character" w:customStyle="1" w:styleId="HeaderChar">
+    <w:name w:val="Header Char"/>
+    <w:basedOn w:val="DefaultParagraphFont"/>
+    <w:link w:val="Header"/>
+    <w:uiPriority w:val="99"/>
+    <w:rsid w:val="005D7784"/>
+  </w:style>
+  <w:style w:type="paragraph" w:styleId="Footer">
+    <w:name w:val="footer"/>
+    <w:basedOn w:val="Normal"/>
+    <w:link w:val="FooterChar"/>
+    <w:uiPriority w:val="99"/>
+    <w:unhideWhenUsed/>
+    <w:rsid w:val="005D7784"/>
+    <w:pPr>
+      <w:tabs>
+        <w:tab w:val="center" w:pos="4513"/>
+        <w:tab w:val="right" w:pos="9026"/>
+      </w:tabs>
+    </w:pPr>
+  </w:style>
+  <w:style w:type="character" w:customStyle="1" w:styleId="FooterChar">
+    <w:name w:val="Footer Char"/>
+    <w:basedOn w:val="DefaultParagraphFont"/>
+    <w:link w:val="Footer"/>
+    <w:uiPriority w:val="99"/>
+    <w:rsid w:val="005D7784"/>
+  </w:style>
 </w:styles>
 </file>
 
